--- a/project/documents/reportletters/ffLtrSndFormalDocs.docx
+++ b/project/documents/reportletters/ffLtrSndFormalDocs.docx
@@ -4,404 +4,102 @@
   <w:body>
     <w:p>
       <w:pPr>
-        <w:tabs>
-          <w:tab w:val="right" w:pos="9360"/>
-        </w:tabs>
+        <w:pStyle w:val="NormalWeb"/>
+        <w:spacing w:before="0" w:beforeAutospacing="0" w:after="0" w:afterAutospacing="0"/>
+      </w:pPr>
+      <w:r>
+        <w:t xml:space="preserve">Subject line: &lt;&lt;orgName&gt;&gt;: &lt;&lt;clientRefNo&gt;&gt; / SLW Ref: &lt;&lt;matterNo&gt;&gt; / </w:t>
+      </w:r>
+      <w:r>
+        <w:t>SLW</w:t>
+      </w:r>
+      <w:r>
+        <w:t xml:space="preserve"> Report Out: </w:t>
+      </w:r>
+      <w:r>
+        <w:t>Letter to Send Formal Documents</w:t>
+      </w:r>
+    </w:p>
+    <w:p>
+      <w:pPr>
+        <w:pStyle w:val="NormalWeb"/>
+        <w:spacing w:before="0" w:beforeAutospacing="0" w:after="0" w:afterAutospacing="0"/>
+      </w:pPr>
+    </w:p>
+    <w:p>
+      <w:pPr>
+        <w:pStyle w:val="NormalWeb"/>
+        <w:spacing w:before="0" w:beforeAutospacing="0" w:after="0" w:afterAutospacing="0"/>
+      </w:pPr>
+    </w:p>
+    <w:p>
+      <w:pPr>
+        <w:pStyle w:val="NormalWeb"/>
+        <w:spacing w:before="0" w:beforeAutospacing="0" w:after="0" w:afterAutospacing="0"/>
+      </w:pPr>
+    </w:p>
+    <w:p>
+      <w:pPr>
+        <w:pStyle w:val="NormalWeb"/>
+        <w:spacing w:before="0" w:beforeAutospacing="0" w:after="0" w:afterAutospacing="0"/>
+      </w:pPr>
+      <w:r>
+        <w:t>Body:</w:t>
+      </w:r>
+    </w:p>
+    <w:p>
+      <w:pPr>
+        <w:pStyle w:val="NormalWeb"/>
+        <w:spacing w:before="0" w:beforeAutospacing="0" w:after="0" w:afterAutospacing="0"/>
+      </w:pPr>
+    </w:p>
+    <w:p>
+      <w:pPr>
+        <w:pStyle w:val="NormalWeb"/>
+      </w:pPr>
+      <w:r>
+        <w:t>Schwegman Lundberg &amp; Woessner, P.A.</w:t>
+      </w:r>
+    </w:p>
+    <w:p>
+      <w:pPr>
+        <w:pStyle w:val="NormalWeb"/>
+        <w:spacing w:before="0" w:beforeAutospacing="0" w:after="0" w:afterAutospacing="0"/>
+      </w:pPr>
+    </w:p>
+    <w:p>
+      <w:pPr>
+        <w:pStyle w:val="NormalWeb"/>
+        <w:spacing w:before="0" w:beforeAutospacing="0" w:after="0" w:afterAutospacing="0"/>
+      </w:pPr>
+      <w:r>
+        <w:t>&lt;&lt;This.WAName&gt;&gt; &lt;&lt;This.WAPhone&gt;&gt;  &lt;&lt;This.WAEmail&gt;&gt;</w:t>
+      </w:r>
+    </w:p>
+    <w:p>
+      <w:pPr>
+        <w:pStyle w:val="NormalWeb"/>
+        <w:spacing w:before="0" w:beforeAutospacing="0" w:after="0" w:afterAutospacing="0"/>
+      </w:pPr>
+      <w:r>
+        <w:t>&lt;&lt;This.paraName&gt;&gt; &lt;&lt;This.paraPhone&gt;&gt;  &lt;&lt;This.paraEmail&gt;&gt;</w:t>
+      </w:r>
+    </w:p>
+    <w:p>
+      <w:pPr>
         <w:spacing w:after="0" w:line="240" w:lineRule="auto"/>
-        <w:ind w:left="720"/>
         <w:rPr>
           <w:rFonts w:ascii="Times New Roman" w:hAnsi="Times New Roman"/>
           <w:b/>
           <w:bCs/>
-          <w:sz w:val="20"/>
-          <w:szCs w:val="20"/>
-        </w:rPr>
-      </w:pPr>
-    </w:p>
-    <w:p>
-      <w:pPr>
-        <w:tabs>
-          <w:tab w:val="right" w:pos="9360"/>
-        </w:tabs>
+        </w:rPr>
+      </w:pPr>
+    </w:p>
+    <w:p>
+      <w:pPr>
         <w:spacing w:after="0" w:line="240" w:lineRule="auto"/>
         <w:rPr>
           <w:rFonts w:ascii="Times New Roman" w:hAnsi="Times New Roman"/>
-          <w:sz w:val="20"/>
-          <w:szCs w:val="20"/>
-        </w:rPr>
-      </w:pPr>
-      <w:r>
-        <w:rPr>
-          <w:rFonts w:ascii="Times New Roman" w:hAnsi="Times New Roman"/>
-          <w:b/>
-          <w:bCs/>
-          <w:sz w:val="20"/>
-          <w:szCs w:val="20"/>
-        </w:rPr>
-        <w:t>&lt;&lt;</w:t>
-      </w:r>
-      <w:proofErr w:type="spellStart"/>
-      <w:r>
-        <w:rPr>
-          <w:rFonts w:ascii="Times New Roman" w:hAnsi="Times New Roman"/>
-          <w:b/>
-          <w:bCs/>
-          <w:sz w:val="20"/>
-          <w:szCs w:val="20"/>
-        </w:rPr>
-        <w:t>WAName</w:t>
-      </w:r>
-      <w:proofErr w:type="spellEnd"/>
-      <w:r>
-        <w:rPr>
-          <w:rFonts w:ascii="Times New Roman" w:hAnsi="Times New Roman"/>
-          <w:b/>
-          <w:bCs/>
-          <w:sz w:val="20"/>
-          <w:szCs w:val="20"/>
-        </w:rPr>
-        <w:t>&gt;&gt; &lt;&lt;</w:t>
-      </w:r>
-      <w:proofErr w:type="spellStart"/>
-      <w:r>
-        <w:rPr>
-          <w:rFonts w:ascii="Times New Roman" w:hAnsi="Times New Roman"/>
-          <w:b/>
-          <w:bCs/>
-          <w:sz w:val="20"/>
-          <w:szCs w:val="20"/>
-        </w:rPr>
-        <w:t>WAPhone</w:t>
-      </w:r>
-      <w:proofErr w:type="spellEnd"/>
-      <w:r>
-        <w:rPr>
-          <w:rFonts w:ascii="Times New Roman" w:hAnsi="Times New Roman"/>
-          <w:b/>
-          <w:bCs/>
-          <w:sz w:val="20"/>
-          <w:szCs w:val="20"/>
-        </w:rPr>
-        <w:t>&gt;&gt;</w:t>
-      </w:r>
-    </w:p>
-    <w:p>
-      <w:pPr>
-        <w:tabs>
-          <w:tab w:val="right" w:pos="9360"/>
-        </w:tabs>
-        <w:spacing w:after="0" w:line="240" w:lineRule="auto"/>
-        <w:rPr>
-          <w:rFonts w:ascii="Times New Roman" w:hAnsi="Times New Roman"/>
-          <w:sz w:val="20"/>
-          <w:szCs w:val="20"/>
-        </w:rPr>
-      </w:pPr>
-      <w:r>
-        <w:rPr>
-          <w:rFonts w:ascii="Times New Roman" w:hAnsi="Times New Roman"/>
-          <w:b/>
-          <w:bCs/>
-          <w:sz w:val="20"/>
-          <w:szCs w:val="20"/>
-        </w:rPr>
-        <w:t>&lt;&lt;</w:t>
-      </w:r>
-      <w:proofErr w:type="spellStart"/>
-      <w:r>
-        <w:rPr>
-          <w:rFonts w:ascii="Times New Roman" w:hAnsi="Times New Roman"/>
-          <w:b/>
-          <w:bCs/>
-          <w:sz w:val="20"/>
-          <w:szCs w:val="20"/>
-        </w:rPr>
-        <w:t>WAEmail</w:t>
-      </w:r>
-      <w:proofErr w:type="spellEnd"/>
-      <w:r>
-        <w:rPr>
-          <w:rFonts w:ascii="Times New Roman" w:hAnsi="Times New Roman"/>
-          <w:b/>
-          <w:bCs/>
-          <w:sz w:val="20"/>
-          <w:szCs w:val="20"/>
-        </w:rPr>
-        <w:t>&gt;&gt;</w:t>
-      </w:r>
-    </w:p>
-    <w:p>
-      <w:pPr>
-        <w:spacing w:after="0" w:line="240" w:lineRule="auto"/>
-        <w:rPr>
-          <w:rFonts w:ascii="Times New Roman" w:hAnsi="Times New Roman"/>
-          <w:b/>
-          <w:bCs/>
-          <w:sz w:val="24"/>
-        </w:rPr>
-      </w:pPr>
-    </w:p>
-    <w:p>
-      <w:pPr>
-        <w:spacing w:after="0" w:line="240" w:lineRule="auto"/>
-        <w:rPr>
-          <w:rFonts w:ascii="Times New Roman" w:hAnsi="Times New Roman"/>
-          <w:b/>
-          <w:bCs/>
-          <w:sz w:val="20"/>
-          <w:szCs w:val="20"/>
-        </w:rPr>
-      </w:pPr>
-      <w:r>
-        <w:rPr>
-          <w:rFonts w:ascii="Times New Roman" w:hAnsi="Times New Roman"/>
-          <w:b/>
-          <w:bCs/>
-          <w:sz w:val="20"/>
-          <w:szCs w:val="20"/>
-        </w:rPr>
-        <w:t>&lt;&lt;</w:t>
-      </w:r>
-      <w:proofErr w:type="spellStart"/>
-      <w:r>
-        <w:rPr>
-          <w:rFonts w:ascii="Times New Roman" w:hAnsi="Times New Roman"/>
-          <w:b/>
-          <w:bCs/>
-          <w:sz w:val="20"/>
-          <w:szCs w:val="20"/>
-        </w:rPr>
-        <w:t>paraName</w:t>
-      </w:r>
-      <w:proofErr w:type="spellEnd"/>
-      <w:r>
-        <w:rPr>
-          <w:rFonts w:ascii="Times New Roman" w:hAnsi="Times New Roman"/>
-          <w:b/>
-          <w:bCs/>
-          <w:sz w:val="20"/>
-          <w:szCs w:val="20"/>
-        </w:rPr>
-        <w:t>&gt;&gt; &lt;&lt;</w:t>
-      </w:r>
-      <w:proofErr w:type="spellStart"/>
-      <w:r>
-        <w:rPr>
-          <w:rFonts w:ascii="Times New Roman" w:hAnsi="Times New Roman"/>
-          <w:b/>
-          <w:bCs/>
-          <w:sz w:val="20"/>
-          <w:szCs w:val="20"/>
-        </w:rPr>
-        <w:t>paraPhone</w:t>
-      </w:r>
-      <w:proofErr w:type="spellEnd"/>
-      <w:r>
-        <w:rPr>
-          <w:rFonts w:ascii="Times New Roman" w:hAnsi="Times New Roman"/>
-          <w:b/>
-          <w:bCs/>
-          <w:sz w:val="20"/>
-          <w:szCs w:val="20"/>
-        </w:rPr>
-        <w:t>&gt;&gt;</w:t>
-      </w:r>
-    </w:p>
-    <w:p>
-      <w:pPr>
-        <w:spacing w:after="0" w:line="240" w:lineRule="auto"/>
-        <w:rPr>
-          <w:rFonts w:ascii="Times New Roman" w:hAnsi="Times New Roman"/>
-          <w:b/>
-          <w:bCs/>
-          <w:sz w:val="20"/>
-          <w:szCs w:val="20"/>
-        </w:rPr>
-      </w:pPr>
-      <w:r>
-        <w:rPr>
-          <w:rFonts w:ascii="Times New Roman" w:hAnsi="Times New Roman"/>
-          <w:b/>
-          <w:bCs/>
-          <w:sz w:val="20"/>
-          <w:szCs w:val="20"/>
-        </w:rPr>
-        <w:t>&lt;&lt;</w:t>
-      </w:r>
-      <w:proofErr w:type="spellStart"/>
-      <w:r>
-        <w:rPr>
-          <w:rFonts w:ascii="Times New Roman" w:hAnsi="Times New Roman"/>
-          <w:b/>
-          <w:bCs/>
-          <w:sz w:val="20"/>
-          <w:szCs w:val="20"/>
-        </w:rPr>
-        <w:t>paraEmail</w:t>
-      </w:r>
-      <w:proofErr w:type="spellEnd"/>
-      <w:r>
-        <w:rPr>
-          <w:rFonts w:ascii="Times New Roman" w:hAnsi="Times New Roman"/>
-          <w:b/>
-          <w:bCs/>
-          <w:sz w:val="20"/>
-          <w:szCs w:val="20"/>
-        </w:rPr>
-        <w:t>&gt;&gt;</w:t>
-      </w:r>
-    </w:p>
-    <w:p>
-      <w:pPr>
-        <w:spacing w:after="0" w:line="240" w:lineRule="auto"/>
-        <w:rPr>
-          <w:rFonts w:ascii="Times New Roman" w:hAnsi="Times New Roman"/>
-          <w:b/>
-          <w:bCs/>
-          <w:sz w:val="24"/>
-        </w:rPr>
-      </w:pPr>
-    </w:p>
-    <w:p>
-      <w:pPr>
-        <w:spacing w:after="0" w:line="240" w:lineRule="auto"/>
-        <w:rPr>
-          <w:rFonts w:ascii="Times New Roman" w:hAnsi="Times New Roman"/>
-        </w:rPr>
-      </w:pPr>
-      <w:r>
-        <w:rPr>
-          <w:rFonts w:ascii="Times New Roman" w:hAnsi="Times New Roman"/>
-        </w:rPr>
-        <w:t>&lt;&lt;currentDate&gt;&gt;</w:t>
-      </w:r>
-    </w:p>
-    <w:p>
-      <w:pPr>
-        <w:spacing w:after="0" w:line="240" w:lineRule="auto"/>
-        <w:rPr>
-          <w:rFonts w:ascii="Times New Roman" w:hAnsi="Times New Roman"/>
-        </w:rPr>
-      </w:pPr>
-    </w:p>
-    <w:p>
-      <w:pPr>
-        <w:tabs>
-          <w:tab w:val="left" w:pos="-1440"/>
-        </w:tabs>
-        <w:spacing w:after="0" w:line="240" w:lineRule="auto"/>
-        <w:rPr>
-          <w:rFonts w:ascii="Times New Roman" w:hAnsi="Times New Roman"/>
-        </w:rPr>
-      </w:pPr>
-      <w:r>
-        <w:rPr>
-          <w:rFonts w:ascii="Times New Roman" w:hAnsi="Times New Roman"/>
-        </w:rPr>
-        <w:t>&lt;&lt;recipient&gt;&gt;</w:t>
-      </w:r>
-    </w:p>
-    <w:p>
-      <w:pPr>
-        <w:tabs>
-          <w:tab w:val="left" w:pos="-1440"/>
-        </w:tabs>
-        <w:spacing w:after="0" w:line="240" w:lineRule="auto"/>
-        <w:rPr>
-          <w:rFonts w:ascii="Times New Roman" w:hAnsi="Times New Roman"/>
-        </w:rPr>
-      </w:pPr>
-      <w:r>
-        <w:rPr>
-          <w:rFonts w:ascii="Times New Roman" w:hAnsi="Times New Roman"/>
-        </w:rPr>
-        <w:t>&lt;&lt;</w:t>
-      </w:r>
-      <w:proofErr w:type="spellStart"/>
-      <w:r>
-        <w:rPr>
-          <w:rFonts w:ascii="Times New Roman" w:hAnsi="Times New Roman"/>
-        </w:rPr>
-        <w:t>recipien</w:t>
-      </w:r>
-      <w:r>
-        <w:rPr>
-          <w:rFonts w:ascii="Times New Roman" w:hAnsi="Times New Roman"/>
-        </w:rPr>
-        <w:t>tTitle</w:t>
-      </w:r>
-      <w:proofErr w:type="spellEnd"/>
-      <w:r>
-        <w:rPr>
-          <w:rFonts w:ascii="Times New Roman" w:hAnsi="Times New Roman"/>
-        </w:rPr>
-        <w:t>&gt;&gt;</w:t>
-      </w:r>
-    </w:p>
-    <w:p>
-      <w:pPr>
-        <w:tabs>
-          <w:tab w:val="left" w:pos="-1440"/>
-        </w:tabs>
-        <w:spacing w:after="0" w:line="240" w:lineRule="auto"/>
-        <w:rPr>
-          <w:rFonts w:ascii="Times New Roman" w:hAnsi="Times New Roman"/>
-        </w:rPr>
-      </w:pPr>
-      <w:r>
-        <w:rPr>
-          <w:rFonts w:ascii="Times New Roman" w:hAnsi="Times New Roman"/>
-        </w:rPr>
-        <w:t>&lt;&lt;orgName&gt;&gt;</w:t>
-      </w:r>
-    </w:p>
-    <w:p>
-      <w:pPr>
-        <w:tabs>
-          <w:tab w:val="right" w:pos="9360"/>
-        </w:tabs>
-        <w:spacing w:after="0" w:line="240" w:lineRule="auto"/>
-        <w:rPr>
-          <w:rFonts w:ascii="Times New Roman" w:hAnsi="Times New Roman"/>
-        </w:rPr>
-      </w:pPr>
-      <w:r>
-        <w:rPr>
-          <w:rFonts w:ascii="Times New Roman" w:hAnsi="Times New Roman"/>
-        </w:rPr>
-        <w:t>&lt;&lt;workAddr&gt;&gt;</w:t>
-      </w:r>
-    </w:p>
-    <w:p>
-      <w:pPr>
-        <w:tabs>
-          <w:tab w:val="right" w:pos="9360"/>
-        </w:tabs>
-        <w:spacing w:after="0" w:line="240" w:lineRule="auto"/>
-        <w:rPr>
-          <w:rFonts w:ascii="Times New Roman" w:hAnsi="Times New Roman"/>
-        </w:rPr>
-      </w:pPr>
-      <w:r>
-        <w:rPr>
-          <w:rFonts w:ascii="Times New Roman" w:hAnsi="Times New Roman"/>
-        </w:rPr>
-        <w:t>&lt;&lt;CSZ&gt;&gt;</w:t>
-      </w:r>
-    </w:p>
-    <w:p>
-      <w:pPr>
-        <w:spacing w:after="0" w:line="240" w:lineRule="auto"/>
-        <w:rPr>
-          <w:rFonts w:ascii="Times New Roman" w:hAnsi="Times New Roman"/>
-        </w:rPr>
-      </w:pPr>
-    </w:p>
-    <w:p>
-      <w:pPr>
-        <w:spacing w:after="0" w:line="240" w:lineRule="auto"/>
-        <w:rPr>
-          <w:rFonts w:ascii="Times New Roman" w:hAnsi="Times New Roman"/>
           <w:sz w:val="24"/>
           <w:szCs w:val="24"/>
         </w:rPr>
@@ -427,23 +125,7 @@
           <w:rFonts w:ascii="Times New Roman" w:hAnsi="Times New Roman"/>
           <w:sz w:val="24"/>
         </w:rPr>
-        <w:t>&lt;&lt;</w:t>
-      </w:r>
-      <w:proofErr w:type="spellStart"/>
-      <w:r>
-        <w:rPr>
-          <w:rFonts w:ascii="Times New Roman" w:hAnsi="Times New Roman"/>
-          <w:sz w:val="24"/>
-        </w:rPr>
-        <w:t>orgName</w:t>
-      </w:r>
-      <w:proofErr w:type="spellEnd"/>
-      <w:r>
-        <w:rPr>
-          <w:rFonts w:ascii="Times New Roman" w:hAnsi="Times New Roman"/>
-          <w:sz w:val="24"/>
-        </w:rPr>
-        <w:t xml:space="preserve">&gt;&gt; </w:t>
+        <w:t xml:space="preserve">&lt;&lt;orgName&gt;&gt; </w:t>
       </w:r>
       <w:r>
         <w:rPr>
@@ -498,7 +180,6 @@
         </w:rPr>
         <w:t>&lt;&lt;</w:t>
       </w:r>
-      <w:proofErr w:type="spellStart"/>
       <w:r>
         <w:rPr>
           <w:rFonts w:ascii="Times New Roman" w:hAnsi="Times New Roman"/>
@@ -513,16 +194,7 @@
           <w:sz w:val="23"/>
           <w:szCs w:val="23"/>
         </w:rPr>
-        <w:t>ame</w:t>
-      </w:r>
-      <w:proofErr w:type="spellEnd"/>
-      <w:r>
-        <w:rPr>
-          <w:rFonts w:ascii="Times New Roman" w:hAnsi="Times New Roman"/>
-          <w:sz w:val="23"/>
-          <w:szCs w:val="23"/>
-        </w:rPr>
-        <w:t>&gt;&gt;</w:t>
+        <w:t>ame&gt;&gt;</w:t>
       </w:r>
       <w:r>
         <w:rPr>
@@ -570,47 +242,104 @@
     </w:p>
     <w:p>
       <w:pPr>
+        <w:spacing w:after="0"/>
+        <w:rPr>
+          <w:rFonts w:ascii="Times New Roman" w:hAnsi="Times New Roman"/>
+          <w:sz w:val="24"/>
+          <w:szCs w:val="24"/>
+        </w:rPr>
+      </w:pPr>
+      <w:r>
+        <w:rPr>
+          <w:rFonts w:ascii="Times New Roman" w:hAnsi="Times New Roman"/>
+          <w:noProof/>
+          <w:sz w:val="24"/>
+          <w:szCs w:val="24"/>
+        </w:rPr>
+        <w:t>&lt;&lt;salutation&gt;&gt;</w:t>
+      </w:r>
+    </w:p>
+    <w:p>
+      <w:pPr>
+        <w:spacing w:after="0"/>
+        <w:rPr>
+          <w:rFonts w:ascii="Times New Roman" w:hAnsi="Times New Roman"/>
+          <w:noProof/>
+          <w:sz w:val="24"/>
+          <w:szCs w:val="24"/>
+        </w:rPr>
+      </w:pPr>
+      <w:r>
+        <w:rPr>
+          <w:rFonts w:ascii="Times New Roman" w:hAnsi="Times New Roman"/>
+          <w:sz w:val="24"/>
+          <w:szCs w:val="24"/>
+        </w:rPr>
+        <w:t xml:space="preserve">The following represents new activity on the above mentioned matter. </w:t>
+      </w:r>
+    </w:p>
+    <w:p>
+      <w:pPr>
+        <w:spacing w:after="0"/>
+        <w:rPr>
+          <w:rFonts w:ascii="Times New Roman" w:hAnsi="Times New Roman"/>
+          <w:sz w:val="24"/>
+          <w:szCs w:val="24"/>
+        </w:rPr>
+      </w:pPr>
+    </w:p>
+    <w:p>
+      <w:pPr>
         <w:spacing w:after="0" w:line="240" w:lineRule="auto"/>
         <w:rPr>
           <w:rFonts w:ascii="Times New Roman" w:hAnsi="Times New Roman"/>
-          <w:sz w:val="24"/>
-          <w:szCs w:val="24"/>
-        </w:rPr>
-      </w:pPr>
-    </w:p>
-    <w:p>
-      <w:pPr>
-        <w:spacing w:after="0"/>
-        <w:rPr>
-          <w:rFonts w:ascii="Times New Roman" w:hAnsi="Times New Roman"/>
-          <w:sz w:val="24"/>
-          <w:szCs w:val="24"/>
-        </w:rPr>
-      </w:pPr>
-      <w:r>
-        <w:rPr>
-          <w:rFonts w:ascii="Times New Roman" w:hAnsi="Times New Roman"/>
-          <w:sz w:val="24"/>
-          <w:szCs w:val="24"/>
-        </w:rPr>
-        <w:t xml:space="preserve">Dear </w:t>
-      </w:r>
-      <w:r>
-        <w:rPr>
-          <w:rFonts w:ascii="Times New Roman" w:hAnsi="Times New Roman"/>
-          <w:noProof/>
-          <w:sz w:val="24"/>
-          <w:szCs w:val="24"/>
-        </w:rPr>
-        <w:t>&lt;&lt;salutation&gt;&gt;</w:t>
-      </w:r>
-      <w:r>
-        <w:rPr>
-          <w:rFonts w:ascii="Times New Roman" w:hAnsi="Times New Roman"/>
-          <w:sz w:val="24"/>
-          <w:szCs w:val="24"/>
-        </w:rPr>
-        <w:t>:</w:t>
+        </w:rPr>
+      </w:pPr>
+      <w:r>
+        <w:rPr>
+          <w:rFonts w:ascii="Times New Roman" w:hAnsi="Times New Roman"/>
+          <w:sz w:val="24"/>
+          <w:szCs w:val="24"/>
+        </w:rPr>
+        <w:t xml:space="preserve">ACTION REQUIRED:  </w:t>
+      </w:r>
+      <w:r>
+        <w:rPr>
+          <w:rFonts w:ascii="Times New Roman" w:hAnsi="Times New Roman"/>
+          <w:sz w:val="24"/>
+          <w:szCs w:val="24"/>
+        </w:rPr>
+        <w:t>Signature Needed</w:t>
+      </w:r>
+      <w:r>
+        <w:rPr>
+          <w:rFonts w:ascii="Times New Roman" w:hAnsi="Times New Roman"/>
+        </w:rPr>
+        <w:t xml:space="preserve"> </w:t>
+      </w:r>
+      <w:r>
+        <w:rPr>
+          <w:rFonts w:ascii="Times New Roman" w:hAnsi="Times New Roman"/>
+          <w:sz w:val="24"/>
+          <w:szCs w:val="24"/>
+        </w:rPr>
+        <w:t>&lt;&lt;</w:t>
+      </w:r>
+      <w:r>
+        <w:rPr>
+          <w:rFonts w:ascii="Times New Roman" w:hAnsi="Times New Roman"/>
+          <w:sz w:val="24"/>
+          <w:szCs w:val="24"/>
+        </w:rPr>
+        <w:t>c</w:t>
+      </w:r>
+      <w:r>
+        <w:rPr>
+          <w:rFonts w:ascii="Times New Roman" w:hAnsi="Times New Roman"/>
+          <w:sz w:val="24"/>
+          <w:szCs w:val="24"/>
+        </w:rPr>
+        <w:t>dueDate&gt;&gt;</w:t>
       </w:r>
     </w:p>
     <w:p>
@@ -618,162 +347,31 @@
         <w:spacing w:after="0" w:line="240" w:lineRule="auto"/>
         <w:rPr>
           <w:rFonts w:ascii="Times New Roman" w:hAnsi="Times New Roman"/>
-          <w:sz w:val="24"/>
-          <w:szCs w:val="24"/>
-        </w:rPr>
-      </w:pPr>
-    </w:p>
-    <w:p>
-      <w:pPr>
-        <w:spacing w:after="0"/>
-        <w:rPr>
-          <w:rFonts w:ascii="Times New Roman" w:hAnsi="Times New Roman"/>
-          <w:noProof/>
-          <w:sz w:val="24"/>
-          <w:szCs w:val="24"/>
-        </w:rPr>
-      </w:pPr>
-      <w:r>
-        <w:rPr>
-          <w:rFonts w:ascii="Times New Roman" w:hAnsi="Times New Roman"/>
-          <w:sz w:val="24"/>
-          <w:szCs w:val="24"/>
-        </w:rPr>
-        <w:t xml:space="preserve">The following represents new activity on the above mentioned matter. </w:t>
-      </w:r>
-    </w:p>
-    <w:p>
-      <w:pPr>
-        <w:spacing w:after="0"/>
-        <w:rPr>
-          <w:rFonts w:ascii="Times New Roman" w:hAnsi="Times New Roman"/>
-          <w:sz w:val="24"/>
-          <w:szCs w:val="24"/>
-        </w:rPr>
-      </w:pPr>
-    </w:p>
-    <w:p>
-      <w:pPr>
-        <w:spacing w:after="0" w:line="240" w:lineRule="auto"/>
-        <w:rPr>
-          <w:rFonts w:ascii="Times New Roman" w:hAnsi="Times New Roman"/>
-        </w:rPr>
-      </w:pPr>
-      <w:r>
-        <w:rPr>
-          <w:rFonts w:ascii="Times New Roman" w:hAnsi="Times New Roman"/>
-          <w:sz w:val="24"/>
-          <w:szCs w:val="24"/>
-        </w:rPr>
-        <w:t xml:space="preserve">ACTION REQUIRED:  </w:t>
-      </w:r>
-      <w:r>
-        <w:rPr>
-          <w:rFonts w:ascii="Times New Roman" w:hAnsi="Times New Roman"/>
-          <w:sz w:val="24"/>
-          <w:szCs w:val="24"/>
-        </w:rPr>
-        <w:t>Signature Needed</w:t>
-      </w:r>
-      <w:r>
-        <w:rPr>
-          <w:rFonts w:ascii="Times New Roman" w:hAnsi="Times New Roman"/>
-        </w:rPr>
-        <w:t xml:space="preserve"> </w:t>
-      </w:r>
-    </w:p>
-    <w:p>
-      <w:pPr>
-        <w:spacing w:after="0" w:line="240" w:lineRule="auto"/>
-        <w:rPr>
-          <w:rFonts w:ascii="Times New Roman" w:hAnsi="Times New Roman"/>
-        </w:rPr>
-      </w:pPr>
-      <w:r>
-        <w:rPr>
-          <w:rFonts w:ascii="Times New Roman" w:hAnsi="Times New Roman"/>
-        </w:rPr>
-        <w:t>De</w:t>
-      </w:r>
-      <w:r>
-        <w:rPr>
-          <w:rFonts w:ascii="Times New Roman" w:hAnsi="Times New Roman"/>
-        </w:rPr>
-        <w:t xml:space="preserve">adline Date:  </w:t>
-      </w:r>
-      <w:r>
-        <w:rPr>
-          <w:rFonts w:ascii="Times New Roman" w:hAnsi="Times New Roman"/>
-          <w:sz w:val="24"/>
-          <w:szCs w:val="24"/>
-        </w:rPr>
-        <w:t>&lt;&lt;</w:t>
-      </w:r>
-      <w:proofErr w:type="spellStart"/>
-      <w:r>
-        <w:rPr>
-          <w:rFonts w:ascii="Times New Roman" w:hAnsi="Times New Roman"/>
-          <w:sz w:val="24"/>
-          <w:szCs w:val="24"/>
+        </w:rPr>
+      </w:pPr>
+      <w:r>
+        <w:rPr>
+          <w:rFonts w:ascii="Times New Roman" w:hAnsi="Times New Roman"/>
+        </w:rPr>
+        <w:t xml:space="preserve">Requested Response Date: </w:t>
+      </w:r>
+      <w:r>
+        <w:rPr>
+          <w:rFonts w:ascii="Times New Roman" w:hAnsi="Times New Roman"/>
+        </w:rPr>
+        <w:t xml:space="preserve"> &lt;&lt;</w:t>
+      </w:r>
+      <w:r>
+        <w:rPr>
+          <w:rFonts w:ascii="Times New Roman" w:hAnsi="Times New Roman"/>
         </w:rPr>
         <w:t>c</w:t>
       </w:r>
       <w:r>
         <w:rPr>
           <w:rFonts w:ascii="Times New Roman" w:hAnsi="Times New Roman"/>
-          <w:sz w:val="24"/>
-          <w:szCs w:val="24"/>
-        </w:rPr>
-        <w:t>dueDate</w:t>
-      </w:r>
-      <w:proofErr w:type="spellEnd"/>
-      <w:r>
-        <w:rPr>
-          <w:rFonts w:ascii="Times New Roman" w:hAnsi="Times New Roman"/>
-          <w:sz w:val="24"/>
-          <w:szCs w:val="24"/>
-        </w:rPr>
-        <w:t>&gt;&gt;</w:t>
-      </w:r>
-    </w:p>
-    <w:p>
-      <w:pPr>
-        <w:spacing w:after="0" w:line="240" w:lineRule="auto"/>
-        <w:rPr>
-          <w:rFonts w:ascii="Times New Roman" w:hAnsi="Times New Roman"/>
-        </w:rPr>
-      </w:pPr>
-      <w:r>
-        <w:rPr>
-          <w:rFonts w:ascii="Times New Roman" w:hAnsi="Times New Roman"/>
-        </w:rPr>
-        <w:t xml:space="preserve">Requested Response Date: </w:t>
-      </w:r>
-      <w:r>
-        <w:rPr>
-          <w:rFonts w:ascii="Times New Roman" w:hAnsi="Times New Roman"/>
-        </w:rPr>
-        <w:t xml:space="preserve"> &lt;&lt;</w:t>
-      </w:r>
-      <w:proofErr w:type="spellStart"/>
-      <w:r>
-        <w:rPr>
-          <w:rFonts w:ascii="Times New Roman" w:hAnsi="Times New Roman"/>
-        </w:rPr>
-        <w:t>c</w:t>
-      </w:r>
-      <w:r>
-        <w:rPr>
-          <w:rFonts w:ascii="Times New Roman" w:hAnsi="Times New Roman"/>
-        </w:rPr>
-        <w:t>respDate</w:t>
-      </w:r>
-      <w:proofErr w:type="spellEnd"/>
-      <w:r>
-        <w:rPr>
-          <w:rFonts w:ascii="Times New Roman" w:hAnsi="Times New Roman"/>
-        </w:rPr>
-        <w:t>&gt;&gt;</w:t>
+        </w:rPr>
+        <w:t>respDate&gt;&gt;</w:t>
       </w:r>
     </w:p>
     <w:p>
@@ -850,7 +448,6 @@
         </w:rPr>
         <w:t xml:space="preserve"> &lt;&lt;</w:t>
       </w:r>
-      <w:proofErr w:type="spellStart"/>
       <w:r>
         <w:rPr>
           <w:rFonts w:ascii="Times New Roman" w:hAnsi="Times New Roman"/>
@@ -865,16 +462,7 @@
           <w:sz w:val="24"/>
           <w:szCs w:val="24"/>
         </w:rPr>
-        <w:t>respDate</w:t>
-      </w:r>
-      <w:proofErr w:type="spellEnd"/>
-      <w:r>
-        <w:rPr>
-          <w:rFonts w:ascii="Times New Roman" w:hAnsi="Times New Roman"/>
-          <w:sz w:val="24"/>
-          <w:szCs w:val="24"/>
-        </w:rPr>
-        <w:t xml:space="preserve">&gt;&gt;. </w:t>
+        <w:t xml:space="preserve">respDate&gt;&gt;. </w:t>
       </w:r>
       <w:r>
         <w:rPr>
@@ -892,7 +480,6 @@
         </w:rPr>
         <w:t>&lt;&lt;</w:t>
       </w:r>
-      <w:proofErr w:type="spellStart"/>
       <w:r>
         <w:rPr>
           <w:rFonts w:ascii="Times New Roman" w:hAnsi="Times New Roman"/>
@@ -917,7 +504,6 @@
         </w:rPr>
         <w:t>Ln</w:t>
       </w:r>
-      <w:proofErr w:type="spellEnd"/>
       <w:r>
         <w:rPr>
           <w:rFonts w:ascii="Times New Roman" w:hAnsi="Times New Roman"/>
@@ -971,9 +557,8 @@
           <w:sz w:val="24"/>
           <w:szCs w:val="24"/>
         </w:rPr>
-        <w:t>&lt;&lt;WAName&gt;&gt; at &lt;&lt;</w:t>
-      </w:r>
-      <w:proofErr w:type="spellStart"/>
+        <w:t>&lt;&lt;WAName&gt;&gt; at &lt;&lt;WAP</w:t>
+      </w:r>
       <w:r>
         <w:rPr>
           <w:rFonts w:ascii="Times New Roman" w:hAnsi="Times New Roman"/>
@@ -981,7 +566,7 @@
           <w:sz w:val="24"/>
           <w:szCs w:val="24"/>
         </w:rPr>
-        <w:t>WAP</w:t>
+        <w:t>hone&gt;&gt; or &lt;&lt;paraName&gt;&gt; at &lt;&lt;</w:t>
       </w:r>
       <w:r>
         <w:rPr>
@@ -990,57 +575,7 @@
           <w:sz w:val="24"/>
           <w:szCs w:val="24"/>
         </w:rPr>
-        <w:t>hone</w:t>
-      </w:r>
-      <w:proofErr w:type="spellEnd"/>
-      <w:r>
-        <w:rPr>
-          <w:rFonts w:ascii="Times New Roman" w:hAnsi="Times New Roman"/>
-          <w:bCs/>
-          <w:sz w:val="24"/>
-          <w:szCs w:val="24"/>
-        </w:rPr>
-        <w:t>&gt;&gt; or &lt;&lt;</w:t>
-      </w:r>
-      <w:proofErr w:type="spellStart"/>
-      <w:r>
-        <w:rPr>
-          <w:rFonts w:ascii="Times New Roman" w:hAnsi="Times New Roman"/>
-          <w:bCs/>
-          <w:sz w:val="24"/>
-          <w:szCs w:val="24"/>
-        </w:rPr>
-        <w:t>paraName</w:t>
-      </w:r>
-      <w:proofErr w:type="spellEnd"/>
-      <w:r>
-        <w:rPr>
-          <w:rFonts w:ascii="Times New Roman" w:hAnsi="Times New Roman"/>
-          <w:bCs/>
-          <w:sz w:val="24"/>
-          <w:szCs w:val="24"/>
-        </w:rPr>
-        <w:t>&gt;&gt; at &lt;&lt;</w:t>
-      </w:r>
-      <w:proofErr w:type="spellStart"/>
-      <w:r>
-        <w:rPr>
-          <w:rFonts w:ascii="Times New Roman" w:hAnsi="Times New Roman"/>
-          <w:bCs/>
-          <w:sz w:val="24"/>
-          <w:szCs w:val="24"/>
-        </w:rPr>
-        <w:t>paraPhone</w:t>
-      </w:r>
-      <w:proofErr w:type="spellEnd"/>
-      <w:r>
-        <w:rPr>
-          <w:rFonts w:ascii="Times New Roman" w:hAnsi="Times New Roman"/>
-          <w:bCs/>
-          <w:sz w:val="24"/>
-          <w:szCs w:val="24"/>
-        </w:rPr>
-        <w:t>&gt;&gt;</w:t>
+        <w:t>paraPhone&gt;&gt;</w:t>
       </w:r>
       <w:r>
         <w:rPr>
@@ -1060,147 +595,6 @@
           <w:szCs w:val="24"/>
         </w:rPr>
       </w:pPr>
-    </w:p>
-    <w:p>
-      <w:pPr>
-        <w:spacing w:after="0" w:line="240" w:lineRule="auto"/>
-        <w:rPr>
-          <w:rFonts w:ascii="Times New Roman" w:hAnsi="Times New Roman"/>
-          <w:sz w:val="24"/>
-          <w:szCs w:val="24"/>
-        </w:rPr>
-      </w:pPr>
-      <w:r>
-        <w:rPr>
-          <w:rFonts w:ascii="Times New Roman" w:hAnsi="Times New Roman"/>
-          <w:sz w:val="24"/>
-          <w:szCs w:val="24"/>
-        </w:rPr>
-        <w:t>Reported By:</w:t>
-      </w:r>
-    </w:p>
-    <w:p>
-      <w:pPr>
-        <w:spacing w:after="0" w:line="240" w:lineRule="auto"/>
-        <w:rPr>
-          <w:rFonts w:ascii="Times New Roman" w:hAnsi="Times New Roman"/>
-          <w:sz w:val="24"/>
-          <w:szCs w:val="24"/>
-        </w:rPr>
-      </w:pPr>
-    </w:p>
-    <w:p>
-      <w:pPr>
-        <w:spacing w:after="0" w:line="240" w:lineRule="auto"/>
-        <w:rPr>
-          <w:rFonts w:ascii="Times New Roman" w:hAnsi="Times New Roman"/>
-          <w:sz w:val="24"/>
-          <w:szCs w:val="24"/>
-        </w:rPr>
-      </w:pPr>
-    </w:p>
-    <w:p>
-      <w:pPr>
-        <w:spacing w:after="0" w:line="240" w:lineRule="auto"/>
-        <w:rPr>
-          <w:rFonts w:ascii="Times New Roman" w:hAnsi="Times New Roman"/>
-          <w:sz w:val="24"/>
-          <w:szCs w:val="24"/>
-        </w:rPr>
-      </w:pPr>
-    </w:p>
-    <w:p>
-      <w:pPr>
-        <w:spacing w:after="0" w:line="240" w:lineRule="auto"/>
-        <w:rPr>
-          <w:rFonts w:ascii="Times New Roman" w:hAnsi="Times New Roman"/>
-          <w:sz w:val="24"/>
-          <w:szCs w:val="24"/>
-        </w:rPr>
-      </w:pPr>
-      <w:r>
-        <w:rPr>
-          <w:rFonts w:ascii="Times New Roman" w:hAnsi="Times New Roman"/>
-          <w:color w:val="000000"/>
-          <w:sz w:val="24"/>
-        </w:rPr>
-        <w:t>&lt;&lt;</w:t>
-      </w:r>
-      <w:proofErr w:type="spellStart"/>
-      <w:r>
-        <w:rPr>
-          <w:rFonts w:ascii="Times New Roman" w:hAnsi="Times New Roman"/>
-          <w:color w:val="000000"/>
-          <w:sz w:val="24"/>
-        </w:rPr>
-        <w:t>cmgName</w:t>
-      </w:r>
-      <w:proofErr w:type="spellEnd"/>
-      <w:r>
-        <w:rPr>
-          <w:rFonts w:ascii="Times New Roman" w:hAnsi="Times New Roman"/>
-          <w:color w:val="000000"/>
-          <w:sz w:val="24"/>
-        </w:rPr>
-        <w:t>&gt;&gt;</w:t>
-      </w:r>
-    </w:p>
-    <w:p>
-      <w:pPr>
-        <w:spacing w:after="0" w:line="240" w:lineRule="auto"/>
-        <w:rPr>
-          <w:rFonts w:ascii="Times New Roman" w:hAnsi="Times New Roman"/>
-          <w:sz w:val="24"/>
-          <w:szCs w:val="24"/>
-        </w:rPr>
-      </w:pPr>
-      <w:r>
-        <w:rPr>
-          <w:rFonts w:ascii="Times New Roman" w:hAnsi="Times New Roman"/>
-          <w:sz w:val="24"/>
-          <w:szCs w:val="24"/>
-        </w:rPr>
-        <w:t>Case Management Assistant,</w:t>
-      </w:r>
-      <w:r>
-        <w:rPr>
-          <w:rFonts w:ascii="Times New Roman" w:hAnsi="Times New Roman"/>
-          <w:sz w:val="24"/>
-          <w:szCs w:val="24"/>
-        </w:rPr>
-        <w:t xml:space="preserve"> International Department</w:t>
-      </w:r>
-    </w:p>
-    <w:p>
-      <w:pPr>
-        <w:spacing w:after="0" w:line="240" w:lineRule="auto"/>
-        <w:rPr>
-          <w:rFonts w:ascii="Times New Roman" w:hAnsi="Times New Roman"/>
-          <w:sz w:val="24"/>
-          <w:szCs w:val="24"/>
-        </w:rPr>
-      </w:pPr>
-    </w:p>
-    <w:p>
-      <w:pPr>
-        <w:tabs>
-          <w:tab w:val="right" w:pos="9360"/>
-        </w:tabs>
-        <w:spacing w:after="0" w:line="240" w:lineRule="auto"/>
-        <w:rPr>
-          <w:rFonts w:ascii="Times New Roman" w:hAnsi="Times New Roman"/>
-          <w:sz w:val="24"/>
-          <w:szCs w:val="24"/>
-        </w:rPr>
-      </w:pPr>
-      <w:r>
-        <w:rPr>
-          <w:rFonts w:ascii="Times New Roman" w:hAnsi="Times New Roman"/>
-          <w:sz w:val="24"/>
-          <w:szCs w:val="24"/>
-        </w:rPr>
-        <w:t>Attachment</w:t>
-      </w:r>
     </w:p>
     <w:sectPr>
       <w:pgSz w:w="12240" w:h="15840"/>
@@ -1616,7 +1010,6 @@
   <w:style w:type="character" w:default="1" w:styleId="DefaultParagraphFont">
     <w:name w:val="Default Paragraph Font"/>
     <w:uiPriority w:val="1"/>
-    <w:semiHidden/>
     <w:unhideWhenUsed/>
   </w:style>
   <w:style w:type="table" w:default="1" w:styleId="TableNormal">
@@ -1624,7 +1017,6 @@
     <w:uiPriority w:val="99"/>
     <w:semiHidden/>
     <w:unhideWhenUsed/>
-    <w:qFormat/>
     <w:tblPr>
       <w:tblInd w:w="0" w:type="dxa"/>
       <w:tblCellMar>
@@ -1643,7 +1035,6 @@
   </w:style>
   <w:style w:type="character" w:styleId="Hyperlink">
     <w:name w:val="Hyperlink"/>
-    <w:basedOn w:val="DefaultParagraphFont"/>
     <w:uiPriority w:val="99"/>
     <w:unhideWhenUsed/>
     <w:rsid w:val="00B7670C"/>
@@ -1654,7 +1045,6 @@
   </w:style>
   <w:style w:type="character" w:styleId="CommentReference">
     <w:name w:val="annotation reference"/>
-    <w:basedOn w:val="DefaultParagraphFont"/>
     <w:uiPriority w:val="99"/>
     <w:unhideWhenUsed/>
     <w:rsid w:val="00C11C0B"/>
@@ -1698,7 +1088,6 @@
   </w:style>
   <w:style w:type="character" w:customStyle="1" w:styleId="CommentSubjectChar">
     <w:name w:val="Comment Subject Char"/>
-    <w:basedOn w:val="CommentTextChar"/>
     <w:link w:val="CommentSubject"/>
     <w:uiPriority w:val="99"/>
     <w:semiHidden/>
@@ -1727,7 +1116,6 @@
   </w:style>
   <w:style w:type="character" w:customStyle="1" w:styleId="BalloonTextChar">
     <w:name w:val="Balloon Text Char"/>
-    <w:basedOn w:val="DefaultParagraphFont"/>
     <w:link w:val="BalloonText"/>
     <w:uiPriority w:val="99"/>
     <w:semiHidden/>
@@ -1740,12 +1128,25 @@
   </w:style>
   <w:style w:type="character" w:styleId="Strong">
     <w:name w:val="Strong"/>
-    <w:basedOn w:val="DefaultParagraphFont"/>
     <w:qFormat/>
     <w:rsid w:val="00E76760"/>
     <w:rPr>
       <w:b/>
       <w:bCs/>
+    </w:rPr>
+  </w:style>
+  <w:style w:type="paragraph" w:styleId="NormalWeb">
+    <w:name w:val="Normal (Web)"/>
+    <w:basedOn w:val="Normal"/>
+    <w:uiPriority w:val="99"/>
+    <w:semiHidden/>
+    <w:unhideWhenUsed/>
+    <w:rsid w:val="00BB69FD"/>
+    <w:pPr>
+      <w:spacing w:before="100" w:beforeAutospacing="1" w:after="100" w:afterAutospacing="1" w:line="240" w:lineRule="auto"/>
+    </w:pPr>
+    <w:rPr>
+      <w:rFonts w:cs="Calibri"/>
     </w:rPr>
   </w:style>
 </w:styles>
